--- a/chapitre_2_copilote_financier.docx
+++ b/chapitre_2_copilote_financier.docx
@@ -1741,7 +1741,7 @@
         <w:pStyle w:val="ImageCaption"/>
       </w:pPr>
       <w:r>
-        <w:t xml:space="preserve">Prix au mètre carré des appartements : distribution brute et après transformation logarithmique</w:t>
+        <w:t xml:space="preserve">Figure 2.1 – Prix au mètre carré des appartements : distribution brute et après transformation logarithmique</w:t>
       </w:r>
     </w:p>
     <w:p>
@@ -1878,7 +1878,7 @@
         <w:pStyle w:val="ImageCaption"/>
       </w:pPr>
       <w:r>
-        <w:t xml:space="preserve">Intensité de vente, mesurée en réservations par opération active : l’effet de la remontée des taux apparaît une fois l’effet de portefeuille neutralisé</w:t>
+        <w:t xml:space="preserve">Figure 2.2 – Intensité de vente, mesurée en réservations par opération active : l’effet de la remontée des taux apparaît une fois l’effet de portefeuille neutralisé</w:t>
       </w:r>
     </w:p>
     <w:bookmarkEnd w:id="34"/>
@@ -2177,7 +2177,7 @@
         <w:pStyle w:val="ImageCaption"/>
       </w:pPr>
       <w:r>
-        <w:t xml:space="preserve">Distribution de la variation de marge engagée sur les 123 opérations du périmètre, et seuil de dérive matérielle à -2 %</w:t>
+        <w:t xml:space="preserve">Figure 2.3 – Distribution de la variation de marge engagée sur les 123 opérations du périmètre, et seuil de dérive matérielle à -2 %</w:t>
       </w:r>
     </w:p>
     <w:p>
@@ -2588,7 +2588,7 @@
         <w:pStyle w:val="ImageCaption"/>
       </w:pPr>
       <w:r>
-        <w:t xml:space="preserve">Prévision d’intensité de vente à douze mois sous trois scénarios de taux 2026, avec intervalle à 80 %</w:t>
+        <w:t xml:space="preserve">Figure 2.4 – Prévision d’intensité de vente à douze mois sous trois scénarios de taux 2026, avec intervalle à 80 %</w:t>
       </w:r>
     </w:p>
     <w:p>
@@ -2681,7 +2681,7 @@
         <w:pStyle w:val="ImageCaption"/>
       </w:pPr>
       <w:r>
-        <w:t xml:space="preserve">Réservations cumulées et courbes logistiques ajustées sur quatre opérations terminées, avec le repère des 90 % du potentiel</w:t>
+        <w:t xml:space="preserve">Figure 2.5 – Réservations cumulées et courbes logistiques ajustées sur quatre opérations terminées, avec le repère des 90 % du potentiel</w:t>
       </w:r>
     </w:p>
     <w:p>
@@ -2848,7 +2848,7 @@
         <w:pStyle w:val="ImageCaption"/>
       </w:pPr>
       <w:r>
-        <w:t xml:space="preserve">Effet millésime du modèle de prix : prime par année de réservation, référence 2016</w:t>
+        <w:t xml:space="preserve">Figure 2.6 – Effet millésime du modèle de prix : prime par année de réservation, référence 2016</w:t>
       </w:r>
     </w:p>
     <w:p>
@@ -2967,7 +2967,7 @@
         <w:pStyle w:val="ImageCaption"/>
       </w:pPr>
       <w:r>
-        <w:t xml:space="preserve">Stock d’appartements : prix de grille contre prix de marché estimé, avec la bande à plus ou moins une erreur type</w:t>
+        <w:t xml:space="preserve">Figure 2.7 – Stock d’appartements : prix de grille contre prix de marché estimé, avec la bande à plus ou moins une erreur type</w:t>
       </w:r>
     </w:p>
     <w:p>
@@ -3346,7 +3346,7 @@
         <w:pStyle w:val="ImageCaption"/>
       </w:pPr>
       <w:r>
-        <w:t xml:space="preserve">Plateforme, page « Vue d’ensemble »</w:t>
+        <w:t xml:space="preserve">Figure 2.8 – Plateforme, page « Vue d’ensemble »</w:t>
       </w:r>
     </w:p>
     <w:p>
@@ -3440,7 +3440,7 @@
         <w:pStyle w:val="ImageCaption"/>
       </w:pPr>
       <w:r>
-        <w:t xml:space="preserve">Plateforme, page « Alertes marge » : niveaux d’alerte et dépassements engagés en euros</w:t>
+        <w:t xml:space="preserve">Figure 2.9 – Plateforme, page « Alertes marge » : niveaux d’alerte et dépassements engagés en euros</w:t>
       </w:r>
     </w:p>
     <w:p>

--- a/chapitre_2_copilote_financier.docx
+++ b/chapitre_2_copilote_financier.docx
@@ -2701,13 +2701,7 @@
         <w:t xml:space="preserve"> </w:t>
       </w:r>
       <w:r>
-        <w:t xml:space="preserve">valeur. L’outil n’est donc proposé que sur les programmes suffisamment avancés, restriction</w:t>
-      </w:r>
-      <w:r>
-        <w:t xml:space="preserve"> </w:t>
-      </w:r>
-      <w:r>
-        <w:t xml:space="preserve">que j’ai codée dans la plateforme plutôt que laissée à l’appréciation de l’utilisateur.</w:t>
+        <w:t xml:space="preserve">valeur. L’outil n’est donc proposé que sur les programmes suffisamment avancés.</w:t>
       </w:r>
     </w:p>
     <w:bookmarkEnd w:id="46"/>
@@ -3113,13 +3107,7 @@
         <w:t xml:space="preserve"> </w:t>
       </w:r>
       <w:r>
-        <w:t xml:space="preserve">remises non structurées réellement utilisable, dans un contexte où ces remises ne font</w:t>
-      </w:r>
-      <w:r>
-        <w:t xml:space="preserve"> </w:t>
-      </w:r>
-      <w:r>
-        <w:t xml:space="preserve">l’objet d’aucun champ dédié.</w:t>
+        <w:t xml:space="preserve">remises non structurées réellement utilisable.</w:t>
       </w:r>
     </w:p>
     <w:p>

--- a/chapitre_2_copilote_financier.docx
+++ b/chapitre_2_copilote_financier.docx
@@ -894,7 +894,7 @@
         <w:t xml:space="preserve"> </w:t>
       </w:r>
       <w:r>
-        <w:t xml:space="preserve">marché estimé. J’ai donc entièrement réécrit l’interface en langage de gestion, et j’en ai</w:t>
+        <w:t xml:space="preserve">marché estimé. J’ai donc entièrement réécrit l’interface en langage de gestion, et nous en avons</w:t>
       </w:r>
       <w:r>
         <w:t xml:space="preserve"> </w:t>
@@ -1650,13 +1650,13 @@
         <w:t xml:space="preserve"> </w:t>
       </w:r>
       <w:r>
-        <w:t xml:space="preserve">fortement asymétrique, avec un coefficient d’asymétrie de 19,2, ce qui interdisait</w:t>
-      </w:r>
-      <w:r>
-        <w:t xml:space="preserve"> </w:t>
-      </w:r>
-      <w:r>
-        <w:t xml:space="preserve">d’appliquer telle quelle une régression linéaire. Après passage au logarithme, la</w:t>
+        <w:t xml:space="preserve">fortement asymétrique, avec un coefficient d’asymétrie de 19,2, interdisant d’appliquer</w:t>
+      </w:r>
+      <w:r>
+        <w:t xml:space="preserve"> </w:t>
+      </w:r>
+      <w:r>
+        <w:t xml:space="preserve">telle quelle une régression linéaire. Après passage au logarithme, la</w:t>
       </w:r>
       <w:r>
         <w:t xml:space="preserve"> </w:t>
@@ -1793,13 +1793,13 @@
         <w:t xml:space="preserve"> </w:t>
       </w:r>
       <w:r>
-        <w:t xml:space="preserve">d’opérations en commercialisation a fortement augmenté sur la période, ce qui soutient le</w:t>
-      </w:r>
-      <w:r>
-        <w:t xml:space="preserve"> </w:t>
-      </w:r>
-      <w:r>
-        <w:t xml:space="preserve">volume total de réservations même lorsque la demande par programme s’effondre. Rapportées</w:t>
+        <w:t xml:space="preserve">d’opérations en commercialisation a fortement augmenté sur la période, soutenant le volume</w:t>
+      </w:r>
+      <w:r>
+        <w:t xml:space="preserve"> </w:t>
+      </w:r>
+      <w:r>
+        <w:t xml:space="preserve">total de réservations même lorsque la demande par programme s’effondre. Rapportées</w:t>
       </w:r>
       <w:r>
         <w:t xml:space="preserve"> </w:t>
@@ -2084,13 +2084,13 @@
         <w:t xml:space="preserve"> </w:t>
       </w:r>
       <w:r>
-        <w:t xml:space="preserve">qui définit la cible. Sans cette précaution, le modèle aurait « prédit » sa propre définition, avec des</w:t>
-      </w:r>
-      <w:r>
-        <w:t xml:space="preserve"> </w:t>
-      </w:r>
-      <w:r>
-        <w:t xml:space="preserve">performances flatteuses et parfaitement trompeuses.</w:t>
+        <w:t xml:space="preserve">qui définit la cible. Sans cette précaution, le modèle aurait « prédit » sa propre</w:t>
+      </w:r>
+      <w:r>
+        <w:t xml:space="preserve"> </w:t>
+      </w:r>
+      <w:r>
+        <w:t xml:space="preserve">définition, avec des performances flatteuses et parfaitement trompeuses.</w:t>
       </w:r>
     </w:p>
     <w:p>
@@ -2763,7 +2763,7 @@
         <w:t xml:space="preserve"> </w:t>
       </w:r>
       <w:r>
-        <w:t xml:space="preserve">lisent comme des prix implicites, ce qui permet de les discuter avec la direction</w:t>
+        <w:t xml:space="preserve">lisent comme des prix implicites, permettant de les discuter avec la direction</w:t>
       </w:r>
       <w:r>
         <w:t xml:space="preserve"> </w:t>
@@ -2862,13 +2862,13 @@
         <w:t xml:space="preserve"> </w:t>
       </w:r>
       <w:r>
-        <w:t xml:space="preserve">donc la même chose par deux chemins indépendants, ce qui renforce la confiance que l’on</w:t>
-      </w:r>
-      <w:r>
-        <w:t xml:space="preserve"> </w:t>
-      </w:r>
-      <w:r>
-        <w:t xml:space="preserve">peut accorder à l’un comme à l’autre. J’ai également testé une variante régularisée du</w:t>
+        <w:t xml:space="preserve">donc la même chose par deux chemins indépendants, renforçant la confiance que l’on peut</w:t>
+      </w:r>
+      <w:r>
+        <w:t xml:space="preserve"> </w:t>
+      </w:r>
+      <w:r>
+        <w:t xml:space="preserve">accorder à l’un comme à l’autre. J’ai également testé une variante régularisée du</w:t>
       </w:r>
       <w:r>
         <w:t xml:space="preserve"> </w:t>
@@ -3127,13 +3127,13 @@
         <w:t xml:space="preserve"> </w:t>
       </w:r>
       <w:r>
-        <w:t xml:space="preserve">90 % des motifs sont enregistrés en « Autres motifs », ce qui rend les désistements de</w:t>
-      </w:r>
-      <w:r>
-        <w:t xml:space="preserve"> </w:t>
-      </w:r>
-      <w:r>
-        <w:t xml:space="preserve">cette agence inanalysables tant que la saisie n’est pas fiabilisée. Ce constat n’est pas un</w:t>
+        <w:t xml:space="preserve">90 % des motifs sont enregistrés en « Autres motifs », rendant les désistements de cette</w:t>
+      </w:r>
+      <w:r>
+        <w:t xml:space="preserve"> </w:t>
+      </w:r>
+      <w:r>
+        <w:t xml:space="preserve">agence inanalysables tant que la saisie n’est pas fiabilisée. Ce constat n’est pas un</w:t>
       </w:r>
       <w:r>
         <w:t xml:space="preserve"> </w:t>
@@ -3203,7 +3203,7 @@
         <w:t xml:space="preserve"> </w:t>
       </w:r>
       <w:r>
-        <w:t xml:space="preserve">Le résultat plafonne à un score F1 de 0,34 : le texte seul ne suffit pas, et il est donc</w:t>
+        <w:t xml:space="preserve">Ce résultat plafonne à un score F1 de 0,34 : le texte seul ne suffit pas, et il est donc</w:t>
       </w:r>
       <w:r>
         <w:t xml:space="preserve"> </w:t>
@@ -3726,7 +3726,7 @@
         <w:t xml:space="preserve"> </w:t>
       </w:r>
       <w:r>
-        <w:t xml:space="preserve">activités ressort d’elle-même dès l’analyse exploratoire, ce qui constitue une validation</w:t>
+        <w:t xml:space="preserve">activités ressort d’elle-même dès l’analyse exploratoire, constituant une validation</w:t>
       </w:r>
       <w:r>
         <w:t xml:space="preserve"> </w:t>

--- a/chapitre_2_copilote_financier.docx
+++ b/chapitre_2_copilote_financier.docx
@@ -532,7 +532,7 @@
         <w:t xml:space="preserve"> </w:t>
       </w:r>
       <w:r>
-        <w:t xml:space="preserve">pas théorique, puisque 45 % des 2 157 désistements enregistrés ont pour motif un problème</w:t>
+        <w:t xml:space="preserve">pas théorique, puisque 45 % des 2 157 désistements enregistrés ont pour motif un problème</w:t>
       </w:r>
       <w:r>
         <w:t xml:space="preserve"> </w:t>
@@ -1068,7 +1068,7 @@
               <w:jc w:val="left"/>
             </w:pPr>
             <w:r>
-              <w:t xml:space="preserve">16 467 lignes, 196 opérations</w:t>
+              <w:t xml:space="preserve">16 467 lignes, 196 opérations</w:t>
             </w:r>
           </w:p>
         </w:tc>
@@ -1118,7 +1118,7 @@
               <w:jc w:val="left"/>
             </w:pPr>
             <w:r>
-              <w:t xml:space="preserve">65 000 lignes, 267 opérations</w:t>
+              <w:t xml:space="preserve">65 000 lignes, 267 opérations</w:t>
             </w:r>
           </w:p>
         </w:tc>
@@ -1168,7 +1168,7 @@
               <w:jc w:val="left"/>
             </w:pPr>
             <w:r>
-              <w:t xml:space="preserve">79 106 lignes</w:t>
+              <w:t xml:space="preserve">79 106 lignes</w:t>
             </w:r>
           </w:p>
         </w:tc>
@@ -1218,7 +1218,7 @@
               <w:jc w:val="left"/>
             </w:pPr>
             <w:r>
-              <w:t xml:space="preserve">2 164 lignes</w:t>
+              <w:t xml:space="preserve">2 164 lignes</w:t>
             </w:r>
           </w:p>
         </w:tc>
@@ -1267,7 +1267,7 @@
         <w:t xml:space="preserve"> </w:t>
       </w:r>
       <w:r>
-        <w:t xml:space="preserve">pas les lots : il ne porte que des dossiers désistés, 2 157 au motif « Désisté » et 7 au</w:t>
+        <w:t xml:space="preserve">pas les lots : il ne porte que des dossiers désistés, 2 157 au motif « Désisté » et 7 au</w:t>
       </w:r>
       <w:r>
         <w:t xml:space="preserve"> </w:t>
@@ -1293,7 +1293,7 @@
         <w:pStyle w:val="BodyText"/>
       </w:pPr>
       <w:r>
-        <w:t xml:space="preserve">Le deuxième concerne le fichier « Budget &amp; EFR ». Il affiche 65 000 lignes, un chiffre rond</w:t>
+        <w:t xml:space="preserve">Le deuxième concerne le fichier « Budget &amp; EFR ». Il affiche 65 000 lignes, un chiffre rond</w:t>
       </w:r>
       <w:r>
         <w:t xml:space="preserve"> </w:t>
@@ -1317,7 +1317,7 @@
         <w:t xml:space="preserve"> </w:t>
       </w:r>
       <w:r>
-        <w:t xml:space="preserve">nul. Les 65 000 lignes se décomposent en 64 788 postes de détail et 212 lignes de synthèse.</w:t>
+        <w:t xml:space="preserve">nul. Les 65 000 lignes se décomposent en 64 788 postes de détail et 212 lignes de synthèse.</w:t>
       </w:r>
       <w:r>
         <w:t xml:space="preserve"> </w:t>
@@ -1527,13 +1527,13 @@
         <w:t xml:space="preserve"> </w:t>
       </w:r>
       <w:r>
-        <w:t xml:space="preserve">communes et la conjoncture mensuelle, et quatre tables de faits : 64 788 lignes</w:t>
-      </w:r>
-      <w:r>
-        <w:t xml:space="preserve"> </w:t>
-      </w:r>
-      <w:r>
-        <w:t xml:space="preserve">budgétaires, 14 123 lots, 14 428 dossiers de vente et 2 164 désistements. Les notebooks</w:t>
+        <w:t xml:space="preserve">communes et la conjoncture mensuelle, et quatre tables de faits : 64 788 lignes</w:t>
+      </w:r>
+      <w:r>
+        <w:t xml:space="preserve"> </w:t>
+      </w:r>
+      <w:r>
+        <w:t xml:space="preserve">budgétaires, 14 123 lots, 14 428 dossiers de vente et 2 164 désistements. Les notebooks</w:t>
       </w:r>
       <w:r>
         <w:t xml:space="preserve"> </w:t>
@@ -1908,7 +1908,7 @@
         <w:t xml:space="preserve"> </w:t>
       </w:r>
       <w:r>
-        <w:t xml:space="preserve">totaux par deux moteurs indépendants, soit 1 561,8 M€ de dépenses budgétées et 1 754,8 M€</w:t>
+        <w:t xml:space="preserve">totaux par deux moteurs indépendants, soit 1 561,8 M€ de dépenses budgétées et 1 754,8 M€</w:t>
       </w:r>
       <w:r>
         <w:t xml:space="preserve"> </w:t>
@@ -1940,7 +1940,7 @@
         <w:t xml:space="preserve"> </w:t>
       </w:r>
       <w:r>
-        <w:t xml:space="preserve">mais par la négative. Sur notre volumétrie, 64 788 lignes représentant 9 Mo en mémoire,</w:t>
+        <w:t xml:space="preserve">mais par la négative. Sur notre volumétrie, 64 788 lignes représentant 9 Mo en mémoire,</w:t>
       </w:r>
       <w:r>
         <w:t xml:space="preserve"> </w:t>
@@ -2335,7 +2335,7 @@
         <w:pStyle w:val="BodyText"/>
       </w:pPr>
       <w:r>
-        <w:t xml:space="preserve">Le rythme de vente est modélisé sur un panel opération × mois, soit 3 230 observations</w:t>
+        <w:t xml:space="preserve">Le rythme de vente est modélisé sur un panel opération × mois, soit 3 230 observations</w:t>
       </w:r>
       <w:r>
         <w:t xml:space="preserve"> </w:t>
@@ -2725,7 +2725,7 @@
         <w:t xml:space="preserve"> </w:t>
       </w:r>
       <w:r>
-        <w:t xml:space="preserve">régression linéaire du logarithme du prix au mètre carré des 5 064 appartements transigés</w:t>
+        <w:t xml:space="preserve">régression linéaire du logarithme du prix au mètre carré des 5 064 appartements transigés</w:t>
       </w:r>
       <w:r>
         <w:t xml:space="preserve"> </w:t>
@@ -3089,7 +3089,7 @@
         <w:pStyle w:val="BodyText"/>
       </w:pPr>
       <w:r>
-        <w:t xml:space="preserve">Le premier est un moteur de recherche par similarité, construit sur les 9 688 commentaires</w:t>
+        <w:t xml:space="preserve">Le premier est un moteur de recherche par similarité, construit sur les 9 688 commentaires</w:t>
       </w:r>
       <w:r>
         <w:t xml:space="preserve"> </w:t>

--- a/chapitre_2_copilote_financier.docx
+++ b/chapitre_2_copilote_financier.docx
@@ -1565,25 +1565,25 @@
         <w:t xml:space="preserve"> </w:t>
       </w:r>
       <w:r>
-        <w:t xml:space="preserve">fois, dans la vue, et les notebooks comme la plateforme consomment la même. C’est</w:t>
-      </w:r>
-      <w:r>
-        <w:t xml:space="preserve"> </w:t>
-      </w:r>
-      <w:r>
-        <w:t xml:space="preserve">exactement le problème que j’avais rencontré sur les reportings décrits dans mon mémoire de</w:t>
-      </w:r>
-      <w:r>
-        <w:t xml:space="preserve"> </w:t>
-      </w:r>
-      <w:r>
-        <w:t xml:space="preserve">mi-parcours, où la même notion pouvait être calculée différemment selon l’outil qui</w:t>
-      </w:r>
-      <w:r>
-        <w:t xml:space="preserve"> </w:t>
-      </w:r>
-      <w:r>
-        <w:t xml:space="preserve">l’interrogeait.</w:t>
+        <w:t xml:space="preserve">fois, dans la vue, et les notebooks comme la plateforme consomment la même. J’avais</w:t>
+      </w:r>
+      <w:r>
+        <w:t xml:space="preserve"> </w:t>
+      </w:r>
+      <w:r>
+        <w:t xml:space="preserve">rencontré la difficulté inverse sur les reportings du premier semestre, exposés dans mon</w:t>
+      </w:r>
+      <w:r>
+        <w:t xml:space="preserve"> </w:t>
+      </w:r>
+      <w:r>
+        <w:t xml:space="preserve">mémoire de mi-parcours : faute de pouvoir écrire une règle de gestion quelque part une fois</w:t>
+      </w:r>
+      <w:r>
+        <w:t xml:space="preserve"> </w:t>
+      </w:r>
+      <w:r>
+        <w:t xml:space="preserve">pour toutes, il fallait la recalculer à chaque génération du tableau.</w:t>
       </w:r>
     </w:p>
     <w:p>

--- a/chapitre_2_copilote_financier.docx
+++ b/chapitre_2_copilote_financier.docx
@@ -544,7 +544,7 @@
         <w:t xml:space="preserve"> </w:t>
       </w:r>
       <w:r>
-        <w:t xml:space="preserve">par cas, sans grille ni justification chiffrée.</w:t>
+        <w:t xml:space="preserve">par cas.</w:t>
       </w:r>
     </w:p>
     <w:p>
@@ -564,25 +564,19 @@
         <w:t xml:space="preserve"> </w:t>
       </w:r>
       <w:r>
-        <w:t xml:space="preserve">C’est pourtant un problème de contrôle de gestion outillé par la donnée, et rien d’autre. Le matériau disponible se résume à 267 opérations et quatre exports Excel, soit</w:t>
-      </w:r>
-      <w:r>
-        <w:t xml:space="preserve"> </w:t>
-      </w:r>
-      <w:r>
-        <w:t xml:space="preserve">une photographie à date. Cette lucidité initiale sur la nature du problème a évité, je</w:t>
-      </w:r>
-      <w:r>
-        <w:t xml:space="preserve"> </w:t>
-      </w:r>
-      <w:r>
-        <w:t xml:space="preserve">crois, une bonne partie des erreurs que j’aurais pu commettre en cherchant à appliquer des</w:t>
-      </w:r>
-      <w:r>
-        <w:t xml:space="preserve"> </w:t>
-      </w:r>
-      <w:r>
-        <w:t xml:space="preserve">méthodes disproportionnées.</w:t>
+        <w:t xml:space="preserve">C’est pourtant un problème de contrôle de gestion outillé par la donnée, et rien d’autre.</w:t>
+      </w:r>
+      <w:r>
+        <w:t xml:space="preserve"> </w:t>
+      </w:r>
+      <w:r>
+        <w:t xml:space="preserve">Le matériau disponible se résume à 267 opérations et quatre exports Excel, soit une</w:t>
+      </w:r>
+      <w:r>
+        <w:t xml:space="preserve"> </w:t>
+      </w:r>
+      <w:r>
+        <w:t xml:space="preserve">photographie à date.</w:t>
       </w:r>
     </w:p>
     <w:bookmarkStart w:id="20" w:name="Xcacbc28e4963aea1e7cfa59f0a47a06bee732ec"/>
@@ -731,13 +725,7 @@
         <w:pStyle w:val="FirstParagraph"/>
       </w:pPr>
       <w:r>
-        <w:t xml:space="preserve">Quatre exigences non fonctionnelles ont cadré le travail, et je les ai posées avant de</w:t>
-      </w:r>
-      <w:r>
-        <w:t xml:space="preserve"> </w:t>
-      </w:r>
-      <w:r>
-        <w:t xml:space="preserve">commencer plutôt qu’après coup. La</w:t>
+        <w:t xml:space="preserve">Quatre exigences non fonctionnelles ont cadré le travail. La</w:t>
       </w:r>
       <w:r>
         <w:t xml:space="preserve"> </w:t>
@@ -784,13 +772,7 @@
         <w:t xml:space="preserve"> </w:t>
       </w:r>
       <w:r>
-        <w:t xml:space="preserve">déterminent, faute de quoi un contrôleur de gestion n’a aucune raison de lui faire</w:t>
-      </w:r>
-      <w:r>
-        <w:t xml:space="preserve"> </w:t>
-      </w:r>
-      <w:r>
-        <w:t xml:space="preserve">confiance. La</w:t>
+        <w:t xml:space="preserve">déterminent. La</w:t>
       </w:r>
       <w:r>
         <w:t xml:space="preserve"> </w:t>
@@ -1487,6 +1469,26 @@
         <w:t xml:space="preserve">d’une distance au littoral que j’ai calculée.</w:t>
       </w:r>
     </w:p>
+    <w:p>
+      <w:pPr>
+        <w:pStyle w:val="FirstParagraph"/>
+      </w:pPr>
+      <w:r>
+        <w:t xml:space="preserve">Ce détour par le script plutôt que par le téléchargement manuel a un coût en temps au</w:t>
+      </w:r>
+      <w:r>
+        <w:t xml:space="preserve"> </w:t>
+      </w:r>
+      <w:r>
+        <w:t xml:space="preserve">départ, mais c’est lui qui rend l’exigence de reproductibilité tenable jusqu’au bout de la</w:t>
+      </w:r>
+      <w:r>
+        <w:t xml:space="preserve"> </w:t>
+      </w:r>
+      <w:r>
+        <w:t xml:space="preserve">chaîne.</w:t>
+      </w:r>
+    </w:p>
     <w:bookmarkEnd w:id="25"/>
     <w:bookmarkEnd w:id="26"/>
     <w:bookmarkStart w:id="27" w:name="architecture-technique"/>
@@ -1565,25 +1567,19 @@
         <w:t xml:space="preserve"> </w:t>
       </w:r>
       <w:r>
-        <w:t xml:space="preserve">fois, dans la vue, et les notebooks comme la plateforme consomment la même. J’avais</w:t>
-      </w:r>
-      <w:r>
-        <w:t xml:space="preserve"> </w:t>
-      </w:r>
-      <w:r>
-        <w:t xml:space="preserve">rencontré la difficulté inverse sur les reportings du premier semestre, exposés dans mon</w:t>
-      </w:r>
-      <w:r>
-        <w:t xml:space="preserve"> </w:t>
-      </w:r>
-      <w:r>
-        <w:t xml:space="preserve">mémoire de mi-parcours : faute de pouvoir écrire une règle de gestion quelque part une fois</w:t>
-      </w:r>
-      <w:r>
-        <w:t xml:space="preserve"> </w:t>
-      </w:r>
-      <w:r>
-        <w:t xml:space="preserve">pour toutes, il fallait la recalculer à chaque génération du tableau.</w:t>
+        <w:t xml:space="preserve">fois, dans la vue, et les notebooks comme la plateforme consomment la même. C’est la</w:t>
+      </w:r>
+      <w:r>
+        <w:t xml:space="preserve"> </w:t>
+      </w:r>
+      <w:r>
+        <w:t xml:space="preserve">situation inverse de celle que décrit mon mémoire de mi-parcours, où la règle de gestion,</w:t>
+      </w:r>
+      <w:r>
+        <w:t xml:space="preserve"> </w:t>
+      </w:r>
+      <w:r>
+        <w:t xml:space="preserve">ne pouvant être écrite nulle part, devait être recalculée à chaque génération du tableau.</w:t>
       </w:r>
     </w:p>
     <w:p>
@@ -1650,13 +1646,13 @@
         <w:t xml:space="preserve"> </w:t>
       </w:r>
       <w:r>
-        <w:t xml:space="preserve">fortement asymétrique, avec un coefficient d’asymétrie de 19,2, interdisant d’appliquer</w:t>
-      </w:r>
-      <w:r>
-        <w:t xml:space="preserve"> </w:t>
-      </w:r>
-      <w:r>
-        <w:t xml:space="preserve">telle quelle une régression linéaire. Après passage au logarithme, la</w:t>
+        <w:t xml:space="preserve">fortement asymétrique, avec un coefficient d’asymétrie de 19,2, ce qui interdisait</w:t>
+      </w:r>
+      <w:r>
+        <w:t xml:space="preserve"> </w:t>
+      </w:r>
+      <w:r>
+        <w:t xml:space="preserve">d’appliquer telle quelle une régression linéaire. Après passage au logarithme, la</w:t>
       </w:r>
       <w:r>
         <w:t xml:space="preserve"> </w:t>
@@ -1674,19 +1670,19 @@
         <w:t xml:space="preserve"> </w:t>
       </w:r>
       <w:r>
-        <w:t xml:space="preserve">théorique, devient presque rectiligne. La Figure 2.1 montre les deux distributions côte à</w:t>
-      </w:r>
-      <w:r>
-        <w:t xml:space="preserve"> </w:t>
-      </w:r>
-      <w:r>
-        <w:t xml:space="preserve">côte. C’est ce constat qui a conduit l’axe C à modéliser le logarithme du prix plutôt que</w:t>
-      </w:r>
-      <w:r>
-        <w:t xml:space="preserve"> </w:t>
-      </w:r>
-      <w:r>
-        <w:t xml:space="preserve">le prix lui-même.</w:t>
+        <w:t xml:space="preserve">théorique, devient presque rectiligne. La Figure 2.1 rassemble les deux distributions et</w:t>
+      </w:r>
+      <w:r>
+        <w:t xml:space="preserve"> </w:t>
+      </w:r>
+      <w:r>
+        <w:t xml:space="preserve">les diagrammes quantile-quantile correspondants. C’est ce constat qui a conduit l’axe C à</w:t>
+      </w:r>
+      <w:r>
+        <w:t xml:space="preserve"> </w:t>
+      </w:r>
+      <w:r>
+        <w:t xml:space="preserve">modéliser le logarithme du prix plutôt que le prix lui-même.</w:t>
       </w:r>
     </w:p>
     <w:p>
@@ -1773,13 +1769,7 @@
         <w:t xml:space="preserve"> </w:t>
       </w:r>
       <w:r>
-        <w:t xml:space="preserve">vente, ce qui contredisait à la fois l’intuition des équipes commerciales et tout ce que</w:t>
-      </w:r>
-      <w:r>
-        <w:t xml:space="preserve"> </w:t>
-      </w:r>
-      <w:r>
-        <w:t xml:space="preserve">l’on sait du marché.</w:t>
+        <w:t xml:space="preserve">vente, ce qui contredisait tout ce que l’on sait du marché.</w:t>
       </w:r>
     </w:p>
     <w:p>
@@ -1934,13 +1924,13 @@
         <w:t xml:space="preserve"> </w:t>
       </w:r>
       <w:r>
-        <w:t xml:space="preserve">groupe dont le périmètre de données dépasse largement le sien. Le test est concluant,</w:t>
-      </w:r>
-      <w:r>
-        <w:t xml:space="preserve"> </w:t>
-      </w:r>
-      <w:r>
-        <w:t xml:space="preserve">mais par la négative. Sur notre volumétrie, 64 788 lignes représentant 9 Mo en mémoire,</w:t>
+        <w:t xml:space="preserve">groupe dont le périmètre de données dépasse largement le sien. Le test aboutit à une</w:t>
+      </w:r>
+      <w:r>
+        <w:t xml:space="preserve"> </w:t>
+      </w:r>
+      <w:r>
+        <w:t xml:space="preserve">conclusion négative, et c’est en cela qu’il est utile. Sur notre volumétrie, 64 788 lignes représentant 9 Mo en mémoire,</w:t>
       </w:r>
       <w:r>
         <w:t xml:space="preserve"> </w:t>
@@ -1972,25 +1962,19 @@
         <w:pStyle w:val="BodyText"/>
       </w:pPr>
       <w:r>
-        <w:t xml:space="preserve">SQLite et pandas constituent la bonne architecture à cette échelle, et il faut savoir le</w:t>
-      </w:r>
-      <w:r>
-        <w:t xml:space="preserve"> </w:t>
-      </w:r>
-      <w:r>
-        <w:t xml:space="preserve">dire plutôt que d’ajouter une technologie parce qu’elle figure au programme. L’intérêt du</w:t>
-      </w:r>
-      <w:r>
-        <w:t xml:space="preserve"> </w:t>
-      </w:r>
-      <w:r>
-        <w:t xml:space="preserve">test est ailleurs : le chemin de montée en charge est identifié et documenté, si le</w:t>
-      </w:r>
-      <w:r>
-        <w:t xml:space="preserve"> </w:t>
-      </w:r>
-      <w:r>
-        <w:t xml:space="preserve">périmètre devait un jour s’étendre à celui du groupe Nexity.</w:t>
+        <w:t xml:space="preserve">SQLite et pandas constituent donc la bonne architecture à cette échelle. L’intérêt du test</w:t>
+      </w:r>
+      <w:r>
+        <w:t xml:space="preserve"> </w:t>
+      </w:r>
+      <w:r>
+        <w:t xml:space="preserve">est ailleurs : le chemin de montée en charge est identifié, si le périmètre devait un jour</w:t>
+      </w:r>
+      <w:r>
+        <w:t xml:space="preserve"> </w:t>
+      </w:r>
+      <w:r>
+        <w:t xml:space="preserve">s’étendre à celui du groupe Nexity.</w:t>
       </w:r>
     </w:p>
     <w:bookmarkEnd w:id="35"/>
@@ -2090,7 +2074,7 @@
         <w:t xml:space="preserve"> </w:t>
       </w:r>
       <w:r>
-        <w:t xml:space="preserve">définition, avec des performances flatteuses et parfaitement trompeuses.</w:t>
+        <w:t xml:space="preserve">définition.</w:t>
       </w:r>
     </w:p>
     <w:p>
@@ -2122,7 +2106,13 @@
         <w:t xml:space="preserve"> </w:t>
       </w:r>
       <w:r>
-        <w:t xml:space="preserve">Figure 2.3 donne la distribution complète et situe ce seuil.</w:t>
+        <w:t xml:space="preserve">Figure 2.3 donne la distribution complète et situe ce seuil, avec à droite le détail des</w:t>
+      </w:r>
+      <w:r>
+        <w:t xml:space="preserve"> </w:t>
+      </w:r>
+      <w:r>
+        <w:t xml:space="preserve">opérations en dérive.</w:t>
       </w:r>
     </w:p>
     <w:p>
@@ -2134,7 +2124,7 @@
           <wp:inline>
             <wp:extent cx="5067300" cy="1628472"/>
             <wp:effectExtent b="0" l="0" r="0" t="0"/>
-            <wp:docPr descr="Distribution de la variation de marge engagée sur les 123 opérations du périmètre, et seuil de dérive matérielle à -2 %" title="" id="37" name="Picture"/>
+            <wp:docPr descr="Distribution de la variation de marge « committée » sur les 123 opérations du périmètre, et seuil de dérive matérielle à -2 %" title="" id="37" name="Picture"/>
             <a:graphic>
               <a:graphicData uri="http://schemas.openxmlformats.org/drawingml/2006/picture">
                 <pic:pic>
@@ -2177,7 +2167,7 @@
         <w:pStyle w:val="ImageCaption"/>
       </w:pPr>
       <w:r>
-        <w:t xml:space="preserve">Figure 2.3 – Distribution de la variation de marge engagée sur les 123 opérations du périmètre, et seuil de dérive matérielle à -2 %</w:t>
+        <w:t xml:space="preserve">Figure 2.3 – Distribution de la variation de marge « committée » sur les 123 opérations du périmètre, et seuil de dérive matérielle à -2 %</w:t>
       </w:r>
     </w:p>
     <w:p>
@@ -2185,31 +2175,19 @@
         <w:pStyle w:val="BodyText"/>
       </w:pPr>
       <w:r>
-        <w:t xml:space="preserve">Un point mérite d’être dit clairement, parce qu’il va à l’encontre de ce qu’on attend d’un</w:t>
-      </w:r>
-      <w:r>
-        <w:t xml:space="preserve"> </w:t>
-      </w:r>
-      <w:r>
-        <w:t xml:space="preserve">projet de Data Science. La partie la plus utile de cet axe pour l’entreprise n’est pas un</w:t>
-      </w:r>
-      <w:r>
-        <w:t xml:space="preserve"> </w:t>
-      </w:r>
-      <w:r>
-        <w:t xml:space="preserve">modèle appris : c’est le tableau descriptif des dépassements engagés en euros, par</w:t>
-      </w:r>
-      <w:r>
-        <w:t xml:space="preserve"> </w:t>
-      </w:r>
-      <w:r>
-        <w:t xml:space="preserve">opération et par poste, calculé en SQL pur. C’est lui qui alimente la page « Alertes</w:t>
-      </w:r>
-      <w:r>
-        <w:t xml:space="preserve"> </w:t>
-      </w:r>
-      <w:r>
-        <w:t xml:space="preserve">marge » de la plateforme, et c’est lui que les contrôleurs de gestion consultent.</w:t>
+        <w:t xml:space="preserve">La partie la plus utile de cet axe pour l’entreprise n’est pas un modèle appris : c’est le</w:t>
+      </w:r>
+      <w:r>
+        <w:t xml:space="preserve"> </w:t>
+      </w:r>
+      <w:r>
+        <w:t xml:space="preserve">tableau descriptif des dépassements engagés en euros, par opération et par poste, calculé</w:t>
+      </w:r>
+      <w:r>
+        <w:t xml:space="preserve"> </w:t>
+      </w:r>
+      <w:r>
+        <w:t xml:space="preserve">en SQL pur. C’est lui qui alimente la page « Alertes marge » de la plateforme.</w:t>
       </w:r>
     </w:p>
     <w:p>
@@ -2247,13 +2225,19 @@
         <w:t xml:space="preserve"> </w:t>
       </w:r>
       <w:r>
-        <w:t xml:space="preserve">atteint un score F1 de l’ordre de 0,30 à 0,34 en validation croisée stratifiée, contre 0</w:t>
-      </w:r>
-      <w:r>
-        <w:t xml:space="preserve"> </w:t>
-      </w:r>
-      <w:r>
-        <w:t xml:space="preserve">pour la référence majoritaire, qui ne détecte rien du tout. J’ai confronté quatre</w:t>
+        <w:t xml:space="preserve">atteint un score F1 de l’ordre de 0,30 à 0,34 en validation croisée stratifiée, c’est-à-dire</w:t>
+      </w:r>
+      <w:r>
+        <w:t xml:space="preserve"> </w:t>
+      </w:r>
+      <w:r>
+        <w:t xml:space="preserve">sur des découpages qui conservent la proportion d’opérations à risque, contre 0 pour la</w:t>
+      </w:r>
+      <w:r>
+        <w:t xml:space="preserve"> </w:t>
+      </w:r>
+      <w:r>
+        <w:t xml:space="preserve">référence majoritaire, qui ne détecte rien du tout. J’ai confronté quatre</w:t>
       </w:r>
       <w:r>
         <w:t xml:space="preserve"> </w:t>
@@ -2291,19 +2275,7 @@
         <w:t xml:space="preserve"> </w:t>
       </w:r>
       <w:r>
-        <w:t xml:space="preserve">l’attention, pas un oracle. Un score F1 de 0,3 contre une référence à 0 signifie que le</w:t>
-      </w:r>
-      <w:r>
-        <w:t xml:space="preserve"> </w:t>
-      </w:r>
-      <w:r>
-        <w:t xml:space="preserve">modèle détecte quelque chose là où l’approche naïve ne détecte rien, ce qui est utile pour</w:t>
-      </w:r>
-      <w:r>
-        <w:t xml:space="preserve"> </w:t>
-      </w:r>
-      <w:r>
-        <w:t xml:space="preserve">ordonner une revue de gestion, mais ne permet pas de fonder une décision à lui seul.</w:t>
+        <w:t xml:space="preserve">l’attention, pas un oracle.</w:t>
       </w:r>
     </w:p>
     <w:bookmarkEnd w:id="39"/>
@@ -2321,13 +2293,25 @@
         <w:pStyle w:val="FirstParagraph"/>
       </w:pPr>
       <w:r>
-        <w:t xml:space="preserve">C’est l’axe dont les résultats sont les plus solides, et celui qui sert le plus directement</w:t>
-      </w:r>
-      <w:r>
-        <w:t xml:space="preserve"> </w:t>
-      </w:r>
-      <w:r>
-        <w:t xml:space="preserve">la décision budgétaire.</w:t>
+        <w:t xml:space="preserve">Budgéter les réservations de 2026 suppose de distinguer, dans le rythme de vente, ce qui</w:t>
+      </w:r>
+      <w:r>
+        <w:t xml:space="preserve"> </w:t>
+      </w:r>
+      <w:r>
+        <w:t xml:space="preserve">relève de la conjoncture et ce qui relève du programme lui-même. C’est l’axe dont les</w:t>
+      </w:r>
+      <w:r>
+        <w:t xml:space="preserve"> </w:t>
+      </w:r>
+      <w:r>
+        <w:t xml:space="preserve">résultats sont les plus solides, et celui qui sert le plus directement la décision</w:t>
+      </w:r>
+      <w:r>
+        <w:t xml:space="preserve"> </w:t>
+      </w:r>
+      <w:r>
+        <w:t xml:space="preserve">budgétaire.</w:t>
       </w:r>
     </w:p>
     <w:p>
@@ -2441,7 +2425,7 @@
         <w:pStyle w:val="BodyText"/>
       </w:pPr>
       <w:r>
-        <w:t xml:space="preserve">Un garde-fou mérite d’être raconté, parce qu’il fonde la manière dont les scénarios sont</w:t>
+        <w:t xml:space="preserve">J’ai posé un garde-fou méthodologique, qui fonde la manière dont les scénarios sont</w:t>
       </w:r>
       <w:r>
         <w:t xml:space="preserve"> </w:t>
@@ -2453,13 +2437,25 @@
         <w:t xml:space="preserve"> </w:t>
       </w:r>
       <w:r>
-        <w:t xml:space="preserve">dynamique à erreurs ARIMA dans les règles de l’art : vérification que les résidus sont</w:t>
-      </w:r>
-      <w:r>
-        <w:t xml:space="preserve"> </w:t>
-      </w:r>
-      <w:r>
-        <w:t xml:space="preserve">assimilables à un bruit blanc d’abord, sélection du modèle par le critère AICc ensuite.</w:t>
+        <w:t xml:space="preserve">dynamique à erreurs ARIMA, c’est-à-dire une régression dont les résidus sont eux-mêmes</w:t>
+      </w:r>
+      <w:r>
+        <w:t xml:space="preserve"> </w:t>
+      </w:r>
+      <w:r>
+        <w:t xml:space="preserve">modélisés comme une série temporelle, dans les règles de l’art : vérification que ces</w:t>
+      </w:r>
+      <w:r>
+        <w:t xml:space="preserve"> </w:t>
+      </w:r>
+      <w:r>
+        <w:t xml:space="preserve">résidus sont assimilables à un bruit blanc d’abord, sélection du modèle par le critère AICc</w:t>
+      </w:r>
+      <w:r>
+        <w:t xml:space="preserve"> </w:t>
+      </w:r>
+      <w:r>
+        <w:t xml:space="preserve">ensuite, qui arbitre entre qualité d’ajustement et nombre de paramètres.</w:t>
       </w:r>
       <w:r>
         <w:t xml:space="preserve"> </w:t>
@@ -2497,7 +2493,13 @@
         <w:t xml:space="preserve"> </w:t>
       </w:r>
       <w:r>
-        <w:t xml:space="preserve">le panel n’est pas un artefact de régression fallacieuse, puisque la voie temporelle, plus</w:t>
+        <w:t xml:space="preserve">le panel n’est pas un artefact de régression fallacieuse, c’est-à-dire d’une corrélation</w:t>
+      </w:r>
+      <w:r>
+        <w:t xml:space="preserve"> </w:t>
+      </w:r>
+      <w:r>
+        <w:t xml:space="preserve">née de la seule tendance commune des deux séries, puisque la voie temporelle, plus</w:t>
       </w:r>
       <w:r>
         <w:t xml:space="preserve"> </w:t>
@@ -2719,13 +2721,25 @@
         <w:pStyle w:val="FirstParagraph"/>
       </w:pPr>
       <w:r>
-        <w:t xml:space="preserve">Le modèle de prix est volontairement le plus simple qui fonctionne. Il s’agit d’une</w:t>
-      </w:r>
-      <w:r>
-        <w:t xml:space="preserve"> </w:t>
-      </w:r>
-      <w:r>
-        <w:t xml:space="preserve">régression linéaire du logarithme du prix au mètre carré des 5 064 appartements transigés</w:t>
+        <w:t xml:space="preserve">Repricer le stock suppose d’abord de savoir à quel prix un lot devrait se vendre, ce</w:t>
+      </w:r>
+      <w:r>
+        <w:t xml:space="preserve"> </w:t>
+      </w:r>
+      <w:r>
+        <w:t xml:space="preserve">qu’aucune grille commerciale ne dit. Le modèle que j’ai construit pour répondre à cette</w:t>
+      </w:r>
+      <w:r>
+        <w:t xml:space="preserve"> </w:t>
+      </w:r>
+      <w:r>
+        <w:t xml:space="preserve">question est volontairement le plus simple qui fonctionne. Il s’agit d’une régression</w:t>
+      </w:r>
+      <w:r>
+        <w:t xml:space="preserve"> </w:t>
+      </w:r>
+      <w:r>
+        <w:t xml:space="preserve">linéaire du logarithme du prix au mètre carré des 5 064 appartements transigés</w:t>
       </w:r>
       <w:r>
         <w:t xml:space="preserve"> </w:t>
@@ -2763,7 +2777,7 @@
         <w:t xml:space="preserve"> </w:t>
       </w:r>
       <w:r>
-        <w:t xml:space="preserve">lisent comme des prix implicites, permettant de les discuter avec la direction</w:t>
+        <w:t xml:space="preserve">lisent comme des prix implicites, ce qui permet de les discuter avec la direction</w:t>
       </w:r>
       <w:r>
         <w:t xml:space="preserve"> </w:t>
@@ -2856,19 +2870,13 @@
         <w:t xml:space="preserve"> </w:t>
       </w:r>
       <w:r>
-        <w:t xml:space="preserve">baissé avec la remontée des taux : c’est le volume qui s’est ajusté. Les deux axes disent</w:t>
-      </w:r>
-      <w:r>
-        <w:t xml:space="preserve"> </w:t>
-      </w:r>
-      <w:r>
-        <w:t xml:space="preserve">donc la même chose par deux chemins indépendants, renforçant la confiance que l’on peut</w:t>
-      </w:r>
-      <w:r>
-        <w:t xml:space="preserve"> </w:t>
-      </w:r>
-      <w:r>
-        <w:t xml:space="preserve">accorder à l’un comme à l’autre. J’ai également testé une variante régularisée du</w:t>
+        <w:t xml:space="preserve">baissé avec la remontée des taux : c’est le volume qui s’est ajusté, en parfaite cohérence</w:t>
+      </w:r>
+      <w:r>
+        <w:t xml:space="preserve"> </w:t>
+      </w:r>
+      <w:r>
+        <w:t xml:space="preserve">avec l’axe B. J’ai également testé une variante régularisée du</w:t>
       </w:r>
       <w:r>
         <w:t xml:space="preserve"> </w:t>
@@ -3133,19 +3141,7 @@
         <w:t xml:space="preserve"> </w:t>
       </w:r>
       <w:r>
-        <w:t xml:space="preserve">agence inanalysables tant que la saisie n’est pas fiabilisée. Ce constat n’est pas un</w:t>
-      </w:r>
-      <w:r>
-        <w:t xml:space="preserve"> </w:t>
-      </w:r>
-      <w:r>
-        <w:t xml:space="preserve">résultat d’analyse au sens strict, mais c’est une information directement actionnable, et</w:t>
-      </w:r>
-      <w:r>
-        <w:t xml:space="preserve"> </w:t>
-      </w:r>
-      <w:r>
-        <w:t xml:space="preserve">elle n’aurait pas été visible sans ce travail.</w:t>
+        <w:t xml:space="preserve">agence inanalysables tant que la saisie n’est pas fiabilisée.</w:t>
       </w:r>
     </w:p>
     <w:p>
@@ -3203,7 +3199,7 @@
         <w:t xml:space="preserve"> </w:t>
       </w:r>
       <w:r>
-        <w:t xml:space="preserve">Ce résultat plafonne à un score F1 de 0,34 : le texte seul ne suffit pas, et il est donc</w:t>
+        <w:t xml:space="preserve">Cette tentative plafonne à un score F1 de 0,34 : le texte seul ne suffit pas, et il est donc</w:t>
       </w:r>
       <w:r>
         <w:t xml:space="preserve"> </w:t>
@@ -3868,19 +3864,19 @@
         <w:t xml:space="preserve"> </w:t>
       </w:r>
       <w:r>
-        <w:t xml:space="preserve">recommandations qui terminent le chapitre 2, historiser les exports mensuels et fiabiliser</w:t>
-      </w:r>
-      <w:r>
-        <w:t xml:space="preserve"> </w:t>
-      </w:r>
-      <w:r>
-        <w:t xml:space="preserve">la saisie des motifs de désistement, sont exactement de la même nature que le travail</w:t>
-      </w:r>
-      <w:r>
-        <w:t xml:space="preserve"> </w:t>
-      </w:r>
-      <w:r>
-        <w:t xml:space="preserve">décrit au chapitre 1. Ce sont des travaux de structure, faits pour rendre possible une</w:t>
+        <w:t xml:space="preserve">deux recommandations de ce chapitre, historiser les exports mensuels et fiabiliser la</w:t>
+      </w:r>
+      <w:r>
+        <w:t xml:space="preserve"> </w:t>
+      </w:r>
+      <w:r>
+        <w:t xml:space="preserve">saisie des motifs de désistement, sont exactement de la même nature que le travail décrit</w:t>
+      </w:r>
+      <w:r>
+        <w:t xml:space="preserve"> </w:t>
+      </w:r>
+      <w:r>
+        <w:t xml:space="preserve">au chapitre 1. Ce sont des travaux de structure, faits pour rendre possible une</w:t>
       </w:r>
       <w:r>
         <w:t xml:space="preserve"> </w:t>
@@ -3936,7 +3932,7 @@
         <w:t xml:space="preserve"> </w:t>
       </w:r>
       <w:r>
-        <w:t xml:space="preserve">application utilisée par la direction financière.</w:t>
+        <w:t xml:space="preserve">application destinée à la direction financière.</w:t>
       </w:r>
     </w:p>
     <w:p>
@@ -3962,25 +3958,19 @@
         <w:t xml:space="preserve"> </w:t>
       </w:r>
       <w:r>
-        <w:t xml:space="preserve">chose. Ce sont des décisions modestes en apparence, invisibles dans le résultat final, et</w:t>
-      </w:r>
-      <w:r>
-        <w:t xml:space="preserve"> </w:t>
-      </w:r>
-      <w:r>
-        <w:t xml:space="preserve">pourtant ce sont elles qui déterminent si le résultat vaut quelque chose. Le métier de</w:t>
-      </w:r>
-      <w:r>
-        <w:t xml:space="preserve"> </w:t>
-      </w:r>
-      <w:r>
-        <w:t xml:space="preserve">gestionnaire d’information, tel que je l’ai pratiqué cette année, consiste largement à</w:t>
-      </w:r>
-      <w:r>
-        <w:t xml:space="preserve"> </w:t>
-      </w:r>
-      <w:r>
-        <w:t xml:space="preserve">prendre ces décisions-là, à les écrire, et à les rendre vérifiables par d’autres.</w:t>
+        <w:t xml:space="preserve">chose. Le métier de gestionnaire d’information, tel que je l’ai pratiqué cette année,</w:t>
+      </w:r>
+      <w:r>
+        <w:t xml:space="preserve"> </w:t>
+      </w:r>
+      <w:r>
+        <w:t xml:space="preserve">consiste largement à prendre ces décisions-là, à les écrire, et à les rendre vérifiables</w:t>
+      </w:r>
+      <w:r>
+        <w:t xml:space="preserve"> </w:t>
+      </w:r>
+      <w:r>
+        <w:t xml:space="preserve">par d’autres.</w:t>
       </w:r>
     </w:p>
     <w:p>

--- a/chapitre_2_copilote_financier.docx
+++ b/chapitre_2_copilote_financier.docx
@@ -500,13 +500,13 @@
         <w:t xml:space="preserve"> </w:t>
       </w:r>
       <w:r>
-        <w:t xml:space="preserve">taux moyen des crédits habitat est passé d’environ 1,1 % à un pic de 3,6 % fin 2023, avant</w:t>
-      </w:r>
-      <w:r>
-        <w:t xml:space="preserve"> </w:t>
-      </w:r>
-      <w:r>
-        <w:t xml:space="preserve">de refluer vers 3,1 % mi-2026, et le rythme du groupe est tombé d’environ 150 à moins de</w:t>
+        <w:t xml:space="preserve">taux moyen des crédits habitat est passé d’environ 1,1 % à un pic de 3,6 % fin 2023, avant</w:t>
+      </w:r>
+      <w:r>
+        <w:t xml:space="preserve"> </w:t>
+      </w:r>
+      <w:r>
+        <w:t xml:space="preserve">de refluer vers 3,1 % mi-2026, et le rythme du groupe est tombé d’environ 150 à moins de</w:t>
       </w:r>
       <w:r>
         <w:t xml:space="preserve"> </w:t>
@@ -532,7 +532,7 @@
         <w:t xml:space="preserve"> </w:t>
       </w:r>
       <w:r>
-        <w:t xml:space="preserve">pas théorique, puisque 45 % des 2 157 désistements enregistrés ont pour motif un problème</w:t>
+        <w:t xml:space="preserve">pas théorique, puisque 45 % des 2 157 désistements enregistrés ont pour motif un problème</w:t>
       </w:r>
       <w:r>
         <w:t xml:space="preserve"> </w:t>
@@ -1898,7 +1898,7 @@
         <w:t xml:space="preserve"> </w:t>
       </w:r>
       <w:r>
-        <w:t xml:space="preserve">totaux par deux moteurs indépendants, soit 1 561,8 M€ de dépenses budgétées et 1 754,8 M€</w:t>
+        <w:t xml:space="preserve">totaux par deux moteurs indépendants, soit 1 561,8 M€ de dépenses budgétées et 1 754,8 M€</w:t>
       </w:r>
       <w:r>
         <w:t xml:space="preserve"> </w:t>
@@ -2082,25 +2082,25 @@
         <w:pStyle w:val="BodyText"/>
       </w:pPr>
       <w:r>
-        <w:t xml:space="preserve">Sur le périmètre exploitable, soit les 123 opérations engagées à au moins 60 % et dont la</w:t>
-      </w:r>
-      <w:r>
-        <w:t xml:space="preserve"> </w:t>
-      </w:r>
-      <w:r>
-        <w:t xml:space="preserve">marge budgétée dépasse 50 k€, plus d’un tiers des opérations, 36,6 % exactement, n’a aucun</w:t>
-      </w:r>
-      <w:r>
-        <w:t xml:space="preserve"> </w:t>
-      </w:r>
-      <w:r>
-        <w:t xml:space="preserve">dépassement engagé. Mais 28 % franchissent le seuil de dérive matérielle, que j’ai fixé à</w:t>
-      </w:r>
-      <w:r>
-        <w:t xml:space="preserve"> </w:t>
-      </w:r>
-      <w:r>
-        <w:t xml:space="preserve">2 % de la marge, et deux cas extrêmes dépassent la moitié de la marge budgétée. La</w:t>
+        <w:t xml:space="preserve">Sur le périmètre exploitable, soit les 123 opérations engagées à au moins 60 % et dont la</w:t>
+      </w:r>
+      <w:r>
+        <w:t xml:space="preserve"> </w:t>
+      </w:r>
+      <w:r>
+        <w:t xml:space="preserve">marge budgétée dépasse 50 k€, plus d’un tiers des opérations, 36,6 % exactement, n’a aucun</w:t>
+      </w:r>
+      <w:r>
+        <w:t xml:space="preserve"> </w:t>
+      </w:r>
+      <w:r>
+        <w:t xml:space="preserve">dépassement engagé. Mais 28 % franchissent le seuil de dérive matérielle, que j’ai fixé à</w:t>
+      </w:r>
+      <w:r>
+        <w:t xml:space="preserve"> </w:t>
+      </w:r>
+      <w:r>
+        <w:t xml:space="preserve">2 % de la marge, et deux cas extrêmes dépassent la moitié de la marge budgétée. La</w:t>
       </w:r>
       <w:r>
         <w:t xml:space="preserve"> </w:t>
@@ -2124,7 +2124,7 @@
           <wp:inline>
             <wp:extent cx="5067300" cy="1628472"/>
             <wp:effectExtent b="0" l="0" r="0" t="0"/>
-            <wp:docPr descr="Distribution de la variation de marge « committée » sur les 123 opérations du périmètre, et seuil de dérive matérielle à -2 %" title="" id="37" name="Picture"/>
+            <wp:docPr descr="Distribution de la variation de marge « committée » sur les 123 opérations du périmètre, et seuil de dérive matérielle à -2 %" title="" id="37" name="Picture"/>
             <a:graphic>
               <a:graphicData uri="http://schemas.openxmlformats.org/drawingml/2006/picture">
                 <pic:pic>
@@ -2167,7 +2167,7 @@
         <w:pStyle w:val="ImageCaption"/>
       </w:pPr>
       <w:r>
-        <w:t xml:space="preserve">Figure 2.3 – Distribution de la variation de marge « committée » sur les 123 opérations du périmètre, et seuil de dérive matérielle à -2 %</w:t>
+        <w:t xml:space="preserve">Figure 2.3 – Distribution de la variation de marge « committée » sur les 123 opérations du périmètre, et seuil de dérive matérielle à -2 %</w:t>
       </w:r>
     </w:p>
     <w:p>
@@ -2219,7 +2219,7 @@
         <w:t xml:space="preserve"> </w:t>
       </w:r>
       <w:r>
-        <w:t xml:space="preserve">classification des opérations « à risque », c’est-à-dire dont la dérive dépasse 2 %,</w:t>
+        <w:t xml:space="preserve">classification des opérations « à risque », c’est-à-dire dont la dérive dépasse 2 %,</w:t>
       </w:r>
       <w:r>
         <w:t xml:space="preserve"> </w:t>
@@ -2393,7 +2393,7 @@
           <w:bCs/>
           <w:b/>
         </w:rPr>
-        <w:t xml:space="preserve">de taux réduit les réservations mensuelles d’environ 19 %</w:t>
+        <w:t xml:space="preserve">de taux réduit les réservations mensuelles d’environ 19 %</w:t>
       </w:r>
       <w:r>
         <w:t xml:space="preserve">, pour un coefficient de -0,216</w:t>
@@ -2529,13 +2529,13 @@
         <w:t xml:space="preserve"> </w:t>
       </w:r>
       <w:r>
-        <w:t xml:space="preserve">présentée en Figure 2.4, une détente à 2,5 % fin 2026 redonnerait environ +6 % de rythme en</w:t>
-      </w:r>
-      <w:r>
-        <w:t xml:space="preserve"> </w:t>
-      </w:r>
-      <w:r>
-        <w:t xml:space="preserve">moyenne sur douze mois, tandis qu’une remontée à 3,5 % en retirerait 3 %.</w:t>
+        <w:t xml:space="preserve">présentée en Figure 2.4, une détente à 2,5 % fin 2026 redonnerait environ +6 % de rythme en</w:t>
+      </w:r>
+      <w:r>
+        <w:t xml:space="preserve"> </w:t>
+      </w:r>
+      <w:r>
+        <w:t xml:space="preserve">moyenne sur douze mois, tandis qu’une remontée à 3,5 % en retirerait 3 %.</w:t>
       </w:r>
     </w:p>
     <w:p>
@@ -2547,7 +2547,7 @@
           <wp:inline>
             <wp:extent cx="5067300" cy="1903409"/>
             <wp:effectExtent b="0" l="0" r="0" t="0"/>
-            <wp:docPr descr="Prévision d’intensité de vente à douze mois sous trois scénarios de taux 2026, avec intervalle à 80 %" title="" id="41" name="Picture"/>
+            <wp:docPr descr="Prévision d’intensité de vente à douze mois sous trois scénarios de taux 2026, avec intervalle à 80 %" title="" id="41" name="Picture"/>
             <a:graphic>
               <a:graphicData uri="http://schemas.openxmlformats.org/drawingml/2006/picture">
                 <pic:pic>
@@ -2590,7 +2590,7 @@
         <w:pStyle w:val="ImageCaption"/>
       </w:pPr>
       <w:r>
-        <w:t xml:space="preserve">Figure 2.4 – Prévision d’intensité de vente à douze mois sous trois scénarios de taux 2026, avec intervalle à 80 %</w:t>
+        <w:t xml:space="preserve">Figure 2.4 – Prévision d’intensité de vente à douze mois sous trois scénarios de taux 2026, avec intervalle à 80 %</w:t>
       </w:r>
     </w:p>
     <w:p>
@@ -2622,7 +2622,7 @@
         <w:t xml:space="preserve"> </w:t>
       </w:r>
       <w:r>
-        <w:t xml:space="preserve">directement utile à la trésorerie : le délai d’atteinte de 90 % du potentiel de vente, dont</w:t>
+        <w:t xml:space="preserve">directement utile à la trésorerie : le délai d’atteinte de 90 % du potentiel de vente, dont</w:t>
       </w:r>
       <w:r>
         <w:t xml:space="preserve"> </w:t>
@@ -2640,7 +2640,7 @@
           <wp:inline>
             <wp:extent cx="5067300" cy="2973549"/>
             <wp:effectExtent b="0" l="0" r="0" t="0"/>
-            <wp:docPr descr="Réservations cumulées et courbes logistiques ajustées sur quatre opérations terminées, avec le repère des 90 % du potentiel" title="" id="44" name="Picture"/>
+            <wp:docPr descr="Réservations cumulées et courbes logistiques ajustées sur quatre opérations terminées, avec le repère des 90 % du potentiel" title="" id="44" name="Picture"/>
             <a:graphic>
               <a:graphicData uri="http://schemas.openxmlformats.org/drawingml/2006/picture">
                 <pic:pic>
@@ -2683,7 +2683,7 @@
         <w:pStyle w:val="ImageCaption"/>
       </w:pPr>
       <w:r>
-        <w:t xml:space="preserve">Figure 2.5 – Réservations cumulées et courbes logistiques ajustées sur quatre opérations terminées, avec le repère des 90 % du potentiel</w:t>
+        <w:t xml:space="preserve">Figure 2.5 – Réservations cumulées et courbes logistiques ajustées sur quatre opérations terminées, avec le repère des 90 % du potentiel</w:t>
       </w:r>
     </w:p>
     <w:p>
@@ -2757,13 +2757,13 @@
         <w:t xml:space="preserve"> </w:t>
       </w:r>
       <w:r>
-        <w:t xml:space="preserve">que par leur année de réservation. Ce modèle explique 88,6 % de la variance sur</w:t>
-      </w:r>
-      <w:r>
-        <w:t xml:space="preserve"> </w:t>
-      </w:r>
-      <w:r>
-        <w:t xml:space="preserve">l’échantillon test, avec une erreur type d’environ 11 % sur le prix.</w:t>
+        <w:t xml:space="preserve">que par leur année de réservation. Ce modèle explique 88,6 % de la variance sur</w:t>
+      </w:r>
+      <w:r>
+        <w:t xml:space="preserve"> </w:t>
+      </w:r>
+      <w:r>
+        <w:t xml:space="preserve">l’échantillon test, avec une erreur type d’environ 11 % sur le prix.</w:t>
       </w:r>
     </w:p>
     <w:p>
@@ -2783,13 +2783,13 @@
         <w:t xml:space="preserve"> </w:t>
       </w:r>
       <w:r>
-        <w:t xml:space="preserve">commerciale. On y lit une prime d’étage de +6 %, une prime d’exposition sud, une décote de</w:t>
-      </w:r>
-      <w:r>
-        <w:t xml:space="preserve"> </w:t>
-      </w:r>
-      <w:r>
-        <w:t xml:space="preserve">63 % pour le logement social, qui s’explique par des prix réglementés, et un effet millésime</w:t>
+        <w:t xml:space="preserve">commerciale. On y lit une prime d’étage de +6 %, une prime d’exposition sud, une décote de</w:t>
+      </w:r>
+      <w:r>
+        <w:t xml:space="preserve"> </w:t>
+      </w:r>
+      <w:r>
+        <w:t xml:space="preserve">63 % pour le logement social, qui s’explique par des prix réglementés, et un effet millésime</w:t>
       </w:r>
       <w:r>
         <w:t xml:space="preserve"> </w:t>
@@ -2989,7 +2989,7 @@
         <w:t xml:space="preserve"> </w:t>
       </w:r>
       <w:r>
-        <w:t xml:space="preserve">prix dans des bornes commerciales de -10 à +5 %, sous un objectif d’accélération de</w:t>
+        <w:t xml:space="preserve">prix dans des bornes commerciales de -10 à +5 %, sous un objectif d’accélération de</w:t>
       </w:r>
       <w:r>
         <w:t xml:space="preserve"> </w:t>
@@ -3035,7 +3035,7 @@
         <w:t xml:space="preserve"> </w:t>
       </w:r>
       <w:r>
-        <w:t xml:space="preserve">est uniforme en euros sur tous les lots, de l’ordre de 23 k€ par lot sur l’opération</w:t>
+        <w:t xml:space="preserve">est uniforme en euros sur tous les lots, de l’ordre de 23 k€ par lot sur l’opération</w:t>
       </w:r>
       <w:r>
         <w:t xml:space="preserve"> </w:t>
@@ -3053,13 +3053,13 @@
         <w:t xml:space="preserve"> </w:t>
       </w:r>
       <w:r>
-        <w:t xml:space="preserve">test, qui compte 18 appartements en stock, viser +8 % d’écoulement déplace le volume</w:t>
-      </w:r>
-      <w:r>
-        <w:t xml:space="preserve"> </w:t>
-      </w:r>
-      <w:r>
-        <w:t xml:space="preserve">attendu de 6,8 à 7,4 lots pour un revenu quasi inchangé, en recul de 0,3 %. L’intérêt de la</w:t>
+        <w:t xml:space="preserve">test, qui compte 18 appartements en stock, viser +8 % d’écoulement déplace le volume</w:t>
+      </w:r>
+      <w:r>
+        <w:t xml:space="preserve"> </w:t>
+      </w:r>
+      <w:r>
+        <w:t xml:space="preserve">attendu de 6,8 à 7,4 lots pour un revenu quasi inchangé, en recul de 0,3 %. L’intérêt de la</w:t>
       </w:r>
       <w:r>
         <w:t xml:space="preserve"> </w:t>
@@ -3135,7 +3135,7 @@
         <w:t xml:space="preserve"> </w:t>
       </w:r>
       <w:r>
-        <w:t xml:space="preserve">90 % des motifs sont enregistrés en « Autres motifs », rendant les désistements de cette</w:t>
+        <w:t xml:space="preserve">90 % des motifs sont enregistrés en « Autres motifs », rendant les désistements de cette</w:t>
       </w:r>
       <w:r>
         <w:t xml:space="preserve"> </w:t>
@@ -3155,19 +3155,19 @@
         <w:t xml:space="preserve"> </w:t>
       </w:r>
       <w:r>
-        <w:t xml:space="preserve">acteurs, le réseau interne et un prescripteur externe, portent à eux seuls 51,6 % des</w:t>
-      </w:r>
-      <w:r>
-        <w:t xml:space="preserve"> </w:t>
-      </w:r>
-      <w:r>
-        <w:t xml:space="preserve">dossiers attribués, avec des taux de désistement allant du simple au triple : 9 % pour le</w:t>
-      </w:r>
-      <w:r>
-        <w:t xml:space="preserve"> </w:t>
-      </w:r>
-      <w:r>
-        <w:t xml:space="preserve">réseau interne contre 29,6 % pour le prescripteur externe. L’écart a une traduction</w:t>
+        <w:t xml:space="preserve">acteurs, le réseau interne et un prescripteur externe, portent à eux seuls 51,6 % des</w:t>
+      </w:r>
+      <w:r>
+        <w:t xml:space="preserve"> </w:t>
+      </w:r>
+      <w:r>
+        <w:t xml:space="preserve">dossiers attribués, avec des taux de désistement allant du simple au triple : 9 % pour le</w:t>
+      </w:r>
+      <w:r>
+        <w:t xml:space="preserve"> </w:t>
+      </w:r>
+      <w:r>
+        <w:t xml:space="preserve">réseau interne contre 29,6 % pour le prescripteur externe. L’écart a une traduction</w:t>
       </w:r>
       <w:r>
         <w:t xml:space="preserve"> </w:t>
@@ -3275,7 +3275,7 @@
         <w:t xml:space="preserve"> </w:t>
       </w:r>
       <w:r>
-        <w:t xml:space="preserve">de 4,8 réservations par opération et par mois, pour un taux de crédit à 3,11 %.</w:t>
+        <w:t xml:space="preserve">de 4,8 réservations par opération et par mois, pour un taux de crédit à 3,11 %.</w:t>
       </w:r>
     </w:p>
     <w:p>

--- a/chapitre_2_copilote_financier.docx
+++ b/chapitre_2_copilote_financier.docx
@@ -2721,19 +2721,19 @@
         <w:pStyle w:val="FirstParagraph"/>
       </w:pPr>
       <w:r>
-        <w:t xml:space="preserve">Repricer le stock suppose d’abord de savoir à quel prix un lot devrait se vendre, ce</w:t>
-      </w:r>
-      <w:r>
-        <w:t xml:space="preserve"> </w:t>
-      </w:r>
-      <w:r>
-        <w:t xml:space="preserve">qu’aucune grille commerciale ne dit. Le modèle que j’ai construit pour répondre à cette</w:t>
-      </w:r>
-      <w:r>
-        <w:t xml:space="preserve"> </w:t>
-      </w:r>
-      <w:r>
-        <w:t xml:space="preserve">question est volontairement le plus simple qui fonctionne. Il s’agit d’une régression</w:t>
+        <w:t xml:space="preserve">Repricer le stock suppose d’abord de savoir à quel prix chaque lot devrait se vendre. Le</w:t>
+      </w:r>
+      <w:r>
+        <w:t xml:space="preserve"> </w:t>
+      </w:r>
+      <w:r>
+        <w:t xml:space="preserve">modèle que j’ai construit pour répondre à cette question est volontairement le plus simple</w:t>
+      </w:r>
+      <w:r>
+        <w:t xml:space="preserve"> </w:t>
+      </w:r>
+      <w:r>
+        <w:t xml:space="preserve">qui fonctionne. Il s’agit d’une régression</w:t>
       </w:r>
       <w:r>
         <w:t xml:space="preserve"> </w:t>

--- a/chapitre_2_copilote_financier.docx
+++ b/chapitre_2_copilote_financier.docx
@@ -290,13 +290,31 @@
         <w:t xml:space="preserve"> </w:t>
       </w:r>
       <w:r>
-        <w:t xml:space="preserve">données de gestion du groupe Angelotti pour sa direction financière. J’y expose d’abord le</w:t>
-      </w:r>
-      <w:r>
-        <w:t xml:space="preserve"> </w:t>
-      </w:r>
-      <w:r>
-        <w:t xml:space="preserve">besoin métier tel qu’il m’a été formulé, puis les données dont je disposais réellement,</w:t>
+        <w:t xml:space="preserve">données de gestion du groupe Angelotti pour sa direction financière. Le périmètre annoncé</w:t>
+      </w:r>
+      <w:r>
+        <w:t xml:space="preserve"> </w:t>
+      </w:r>
+      <w:r>
+        <w:t xml:space="preserve">alors a été redéfini en cours de projet : la prédiction de la marge à terminaison subsiste</w:t>
+      </w:r>
+      <w:r>
+        <w:t xml:space="preserve"> </w:t>
+      </w:r>
+      <w:r>
+        <w:t xml:space="preserve">comme premier axe de travail, mais le besoin exprimé par la direction financière l’a</w:t>
+      </w:r>
+      <w:r>
+        <w:t xml:space="preserve"> </w:t>
+      </w:r>
+      <w:r>
+        <w:t xml:space="preserve">élargie à deux autres questions, et la restitution a finalement été restreinte à la</w:t>
+      </w:r>
+      <w:r>
+        <w:t xml:space="preserve"> </w:t>
+      </w:r>
+      <w:r>
+        <w:t xml:space="preserve">promotion immobilière. J’y expose d’abord le besoin métier tel qu’il m’a été formulé, puis les données dont je disposais réellement,</w:t>
       </w:r>
       <w:r>
         <w:t xml:space="preserve"> </w:t>
@@ -413,19 +431,13 @@
         <w:t xml:space="preserve"> </w:t>
       </w:r>
       <w:r>
-        <w:t xml:space="preserve">sur tableurs, sans vision transverse. Chaque contrôleur de gestion connaît très bien les</w:t>
-      </w:r>
-      <w:r>
-        <w:t xml:space="preserve"> </w:t>
-      </w:r>
-      <w:r>
-        <w:t xml:space="preserve">dossiers dont il a la charge ; personne ne dispose d’une vue d’ensemble permettant de dire,</w:t>
-      </w:r>
-      <w:r>
-        <w:t xml:space="preserve"> </w:t>
-      </w:r>
-      <w:r>
-        <w:t xml:space="preserve">à un instant donné, quelles opérations méritent l’attention en priorité. C’est ce manque</w:t>
+        <w:t xml:space="preserve">sur tableurs, sans vision transverse. Personne ne dispose d’une vue d’ensemble permettant</w:t>
+      </w:r>
+      <w:r>
+        <w:t xml:space="preserve"> </w:t>
+      </w:r>
+      <w:r>
+        <w:t xml:space="preserve">de dire, à un instant donné, quelles opérations méritent l’attention en priorité. C’est ce manque</w:t>
       </w:r>
       <w:r>
         <w:t xml:space="preserve"> </w:t>
@@ -448,13 +460,13 @@
         <w:pStyle w:val="FirstParagraph"/>
       </w:pPr>
       <w:r>
-        <w:t xml:space="preserve">En échangeant avec la direction financière, j’ai identifié trois questions qui structurent</w:t>
-      </w:r>
-      <w:r>
-        <w:t xml:space="preserve"> </w:t>
-      </w:r>
-      <w:r>
-        <w:t xml:space="preserve">les revues de gestion et auxquelles les tableurs actuels ne répondent pas.</w:t>
+        <w:t xml:space="preserve">Trois questions structurent les revues de gestion, et les tableurs actuels n’y répondent</w:t>
+      </w:r>
+      <w:r>
+        <w:t xml:space="preserve"> </w:t>
+      </w:r>
+      <w:r>
+        <w:t xml:space="preserve">pas.</w:t>
       </w:r>
     </w:p>
     <w:p>
@@ -526,7 +538,13 @@
         <w:pStyle w:val="BodyText"/>
       </w:pPr>
       <w:r>
-        <w:t xml:space="preserve">La troisième porte sur le prix. Quels lots du stock faut-il repricer ? La question n’est</w:t>
+        <w:t xml:space="preserve">La troisième porte sur le prix. Quels lots du stock faut-il repricer, c’est-à-dire réviser</w:t>
+      </w:r>
+      <w:r>
+        <w:t xml:space="preserve"> </w:t>
+      </w:r>
+      <w:r>
+        <w:t xml:space="preserve">à la hausse ou à la baisse ? La question n’est</w:t>
       </w:r>
       <w:r>
         <w:t xml:space="preserve"> </w:t>
@@ -850,7 +868,7 @@
         <w:t xml:space="preserve"> </w:t>
       </w:r>
       <w:r>
-        <w:t xml:space="preserve">l’entreprise, reçu en cours de projet, a imposé une clarification utile.</w:t>
+        <w:t xml:space="preserve">l’entreprise, reçu en cours de projet, nous a imposé une clarification utile.</w:t>
       </w:r>
     </w:p>
     <w:p>
@@ -1599,7 +1617,19 @@
         <w:t xml:space="preserve"> </w:t>
       </w:r>
       <w:r>
-        <w:t xml:space="preserve">tous les résultats présentés dans ce chapitre sont reproductibles.</w:t>
+        <w:t xml:space="preserve">tous les résultats présentés dans ce chapitre sont reproductibles. Cette contrainte, que je</w:t>
+      </w:r>
+      <w:r>
+        <w:t xml:space="preserve"> </w:t>
+      </w:r>
+      <w:r>
+        <w:t xml:space="preserve">me suis imposée avant d’écrire la première ligne d’analyse, est ce qui distingue un travail</w:t>
+      </w:r>
+      <w:r>
+        <w:t xml:space="preserve"> </w:t>
+      </w:r>
+      <w:r>
+        <w:t xml:space="preserve">vérifiable d’une suite de manipulations dont personne ne saurait refaire le chemin.</w:t>
       </w:r>
     </w:p>
     <w:bookmarkEnd w:id="27"/>
@@ -1646,13 +1676,13 @@
         <w:t xml:space="preserve"> </w:t>
       </w:r>
       <w:r>
-        <w:t xml:space="preserve">fortement asymétrique, avec un coefficient d’asymétrie de 19,2, ce qui interdisait</w:t>
-      </w:r>
-      <w:r>
-        <w:t xml:space="preserve"> </w:t>
-      </w:r>
-      <w:r>
-        <w:t xml:space="preserve">d’appliquer telle quelle une régression linéaire. Après passage au logarithme, la</w:t>
+        <w:t xml:space="preserve">fortement asymétrique, avec un coefficient d’asymétrie de 19,2, ce qui rendait le prix brut</w:t>
+      </w:r>
+      <w:r>
+        <w:t xml:space="preserve"> </w:t>
+      </w:r>
+      <w:r>
+        <w:t xml:space="preserve">impropre à une modélisation linéaire directe. Après passage au logarithme, la</w:t>
       </w:r>
       <w:r>
         <w:t xml:space="preserve"> </w:t>
@@ -2225,7 +2255,19 @@
         <w:t xml:space="preserve"> </w:t>
       </w:r>
       <w:r>
-        <w:t xml:space="preserve">atteint un score F1 de l’ordre de 0,30 à 0,34 en validation croisée stratifiée, c’est-à-dire</w:t>
+        <w:t xml:space="preserve">atteint un score F1, qui combine en une seule valeur la capacité à détecter les cas à</w:t>
+      </w:r>
+      <w:r>
+        <w:t xml:space="preserve"> </w:t>
+      </w:r>
+      <w:r>
+        <w:t xml:space="preserve">risque et celle à ne pas en signaler à tort, de l’ordre de 0,30 à 0,34 en validation</w:t>
+      </w:r>
+      <w:r>
+        <w:t xml:space="preserve"> </w:t>
+      </w:r>
+      <w:r>
+        <w:t xml:space="preserve">croisée stratifiée, c’est-à-dire</w:t>
       </w:r>
       <w:r>
         <w:t xml:space="preserve"> </w:t>
@@ -2243,19 +2285,19 @@
         <w:t xml:space="preserve"> </w:t>
       </w:r>
       <w:r>
-        <w:t xml:space="preserve">classifieurs classiques, la régression logistique, le séparateur à vaste marge, l’arbre de</w:t>
-      </w:r>
-      <w:r>
-        <w:t xml:space="preserve"> </w:t>
-      </w:r>
-      <w:r>
-        <w:t xml:space="preserve">décision et la forêt aléatoire ; à 123 observations, leurs écarts de performance ne sont</w:t>
-      </w:r>
-      <w:r>
-        <w:t xml:space="preserve"> </w:t>
-      </w:r>
-      <w:r>
-        <w:t xml:space="preserve">pas significatifs, et le choix s’est porté sur la forêt aléatoire, dont les probabilités</w:t>
+        <w:t xml:space="preserve">classifieurs classiques : la régression logistique, le séparateur à vaste marge, l’arbre de</w:t>
+      </w:r>
+      <w:r>
+        <w:t xml:space="preserve"> </w:t>
+      </w:r>
+      <w:r>
+        <w:t xml:space="preserve">décision et la forêt aléatoire. À 123 observations, leurs écarts de performance ne sont pas</w:t>
+      </w:r>
+      <w:r>
+        <w:t xml:space="preserve"> </w:t>
+      </w:r>
+      <w:r>
+        <w:t xml:space="preserve">significatifs. Le choix s’est donc porté sur la forêt aléatoire, dont les probabilités</w:t>
       </w:r>
       <w:r>
         <w:t xml:space="preserve"> </w:t>
@@ -2357,13 +2399,19 @@
         <w:t xml:space="preserve"> </w:t>
       </w:r>
       <w:r>
-        <w:t xml:space="preserve">tiennent au programme lui-même, avec un coefficient de corrélation intraclasse de 0,66 : la</w:t>
-      </w:r>
-      <w:r>
-        <w:t xml:space="preserve"> </w:t>
-      </w:r>
-      <w:r>
-        <w:t xml:space="preserve">localisation, le produit et le prix pèsent davantage que le contexte macroéconomique.</w:t>
+        <w:t xml:space="preserve">tiennent au programme lui-même, avec un coefficient de corrélation intraclasse de 0,66 : ce</w:t>
+      </w:r>
+      <w:r>
+        <w:t xml:space="preserve"> </w:t>
+      </w:r>
+      <w:r>
+        <w:t xml:space="preserve">qui distingue les programmes entre eux pèse davantage que la conjoncture qui leur est</w:t>
+      </w:r>
+      <w:r>
+        <w:t xml:space="preserve"> </w:t>
+      </w:r>
+      <w:r>
+        <w:t xml:space="preserve">commune.</w:t>
       </w:r>
       <w:r>
         <w:t xml:space="preserve"> </w:t>
@@ -2995,7 +3043,13 @@
         <w:t xml:space="preserve"> </w:t>
       </w:r>
       <w:r>
-        <w:t xml:space="preserve">l’écoulement, la demande réagissant au prix avec une élasticité fixée à -1.</w:t>
+        <w:t xml:space="preserve">l’écoulement, la demande réagissant au prix avec une élasticité fixée à -1, c’est-à-dire</w:t>
+      </w:r>
+      <w:r>
+        <w:t xml:space="preserve"> </w:t>
+      </w:r>
+      <w:r>
+        <w:t xml:space="preserve">une baisse de prix de 1 % qui ferait vendre 1 % de plus.</w:t>
       </w:r>
     </w:p>
     <w:p>
@@ -3518,13 +3572,13 @@
         <w:t xml:space="preserve"> </w:t>
       </w:r>
       <w:r>
-        <w:t xml:space="preserve">s’exécute sans exception, y compris aux bornes des curseurs et sur les sélections vides. Et</w:t>
-      </w:r>
-      <w:r>
-        <w:t xml:space="preserve"> </w:t>
-      </w:r>
-      <w:r>
-        <w:t xml:space="preserve">l’ensemble se reconstruit depuis les exports bruts, conformément à l’exigence de</w:t>
+        <w:t xml:space="preserve">s’exécute sans exception, y compris aux bornes des curseurs et sur les sélections vides,</w:t>
+      </w:r>
+      <w:r>
+        <w:t xml:space="preserve"> </w:t>
+      </w:r>
+      <w:r>
+        <w:t xml:space="preserve">et l’ensemble se reconstruit depuis les exports bruts, conformément à l’exigence de</w:t>
       </w:r>
       <w:r>
         <w:t xml:space="preserve"> </w:t>
@@ -3716,19 +3770,25 @@
         <w:t xml:space="preserve"> </w:t>
       </w:r>
       <w:r>
-        <w:t xml:space="preserve">couvre bien les 267 opérations. Il est intéressant de noter que la frontière entre les deux</w:t>
-      </w:r>
-      <w:r>
-        <w:t xml:space="preserve"> </w:t>
-      </w:r>
-      <w:r>
-        <w:t xml:space="preserve">activités ressort d’elle-même dès l’analyse exploratoire, constituant une validation</w:t>
-      </w:r>
-      <w:r>
-        <w:t xml:space="preserve"> </w:t>
-      </w:r>
-      <w:r>
-        <w:t xml:space="preserve">involontaire du choix de périmètre demandé par l’entreprise.</w:t>
+        <w:t xml:space="preserve">couvre bien les 267 opérations, périmètre des exports de gestion à la date d’extraction. La</w:t>
+      </w:r>
+      <w:r>
+        <w:t xml:space="preserve"> </w:t>
+      </w:r>
+      <w:r>
+        <w:t xml:space="preserve">frontière entre les deux activités ressort d’ailleurs d’elle-même dès l’analyse</w:t>
+      </w:r>
+      <w:r>
+        <w:t xml:space="preserve"> </w:t>
+      </w:r>
+      <w:r>
+        <w:t xml:space="preserve">exploratoire, constituant une validation involontaire du choix de périmètre demandé par</w:t>
+      </w:r>
+      <w:r>
+        <w:t xml:space="preserve"> </w:t>
+      </w:r>
+      <w:r>
+        <w:t xml:space="preserve">l’entreprise.</w:t>
       </w:r>
     </w:p>
     <w:bookmarkEnd w:id="63"/>
@@ -3896,43 +3956,49 @@
         <w:t xml:space="preserve"> </w:t>
       </w:r>
       <w:r>
-        <w:t xml:space="preserve">été celui de l’ingénierie des données, avec la migration vers SPO, ses dépendances</w:t>
-      </w:r>
-      <w:r>
-        <w:t xml:space="preserve"> </w:t>
-      </w:r>
-      <w:r>
-        <w:t xml:space="preserve">hiérarchiques, ses identifiants dynamiques et sa stratégie de déploiement en coquilles</w:t>
-      </w:r>
-      <w:r>
-        <w:t xml:space="preserve"> </w:t>
-      </w:r>
-      <w:r>
-        <w:t xml:space="preserve">vides. La reprise des tiers, exposée au chapitre 1, en a été le prolongement direct et,</w:t>
-      </w:r>
-      <w:r>
-        <w:t xml:space="preserve"> </w:t>
-      </w:r>
-      <w:r>
-        <w:t xml:space="preserve">d’une certaine manière, l’aboutissement, puisqu’elle a achevé de constituer le socle</w:t>
-      </w:r>
-      <w:r>
-        <w:t xml:space="preserve"> </w:t>
-      </w:r>
-      <w:r>
-        <w:t xml:space="preserve">commercial du nouvel outil. Le second semestre a été celui de la valorisation, avec un</w:t>
-      </w:r>
-      <w:r>
-        <w:t xml:space="preserve"> </w:t>
-      </w:r>
-      <w:r>
-        <w:t xml:space="preserve">projet de Data Science mené de bout en bout, de la compréhension des exports jusqu’à une</w:t>
-      </w:r>
-      <w:r>
-        <w:t xml:space="preserve"> </w:t>
-      </w:r>
-      <w:r>
-        <w:t xml:space="preserve">application destinée à la direction financière.</w:t>
+        <w:t xml:space="preserve">été celui de l’ingénierie des données, avec la migration des opérations vers SPO et sa</w:t>
+      </w:r>
+      <w:r>
+        <w:t xml:space="preserve"> </w:t>
+      </w:r>
+      <w:r>
+        <w:t xml:space="preserve">stratégie de déploiement en coquilles vides. La reprise des tiers, exposée au chapitre 1,</w:t>
+      </w:r>
+      <w:r>
+        <w:t xml:space="preserve"> </w:t>
+      </w:r>
+      <w:r>
+        <w:t xml:space="preserve">l’a prolongée au second semestre : elle a achevé de constituer le socle commercial du</w:t>
+      </w:r>
+      <w:r>
+        <w:t xml:space="preserve"> </w:t>
+      </w:r>
+      <w:r>
+        <w:t xml:space="preserve">nouvel outil, et elle a réalisé le chantier d’interopérabilité entre l’ERP et le CRM que</w:t>
+      </w:r>
+      <w:r>
+        <w:t xml:space="preserve"> </w:t>
+      </w:r>
+      <w:r>
+        <w:t xml:space="preserve">j’annonçais en fin de mémoire de mi-parcours. Le second semestre aura donc été celui de la</w:t>
+      </w:r>
+      <w:r>
+        <w:t xml:space="preserve"> </w:t>
+      </w:r>
+      <w:r>
+        <w:t xml:space="preserve">valorisation autant que celui de l’achèvement du socle, avec un projet de Data Science mené</w:t>
+      </w:r>
+      <w:r>
+        <w:t xml:space="preserve"> </w:t>
+      </w:r>
+      <w:r>
+        <w:t xml:space="preserve">de bout en bout, de la compréhension des exports jusqu’à une application destinée à la</w:t>
+      </w:r>
+      <w:r>
+        <w:t xml:space="preserve"> </w:t>
+      </w:r>
+      <w:r>
+        <w:t xml:space="preserve">direction financière.</w:t>
       </w:r>
     </w:p>
     <w:p>
@@ -3990,25 +4056,25 @@
         <w:t xml:space="preserve"> </w:t>
       </w:r>
       <w:r>
-        <w:t xml:space="preserve">suivi que lorsque les exports auront été historisés sur une durée suffisante. Mais les deux</w:t>
-      </w:r>
-      <w:r>
-        <w:t xml:space="preserve"> </w:t>
-      </w:r>
-      <w:r>
-        <w:t xml:space="preserve">chantiers avancent désormais dans le même sens, et c’est cette convergence entre la</w:t>
-      </w:r>
-      <w:r>
-        <w:t xml:space="preserve"> </w:t>
-      </w:r>
-      <w:r>
-        <w:t xml:space="preserve">structuration technique des données et leur valorisation statistique qui aura constitué le</w:t>
-      </w:r>
-      <w:r>
-        <w:t xml:space="preserve"> </w:t>
-      </w:r>
-      <w:r>
-        <w:t xml:space="preserve">fil conducteur de mon année de Master 2.</w:t>
+        <w:t xml:space="preserve">suivi que lorsque les exports auront été historisés sur une durée suffisante. Ce que cette</w:t>
+      </w:r>
+      <w:r>
+        <w:t xml:space="preserve"> </w:t>
+      </w:r>
+      <w:r>
+        <w:t xml:space="preserve">année aura établi ne dépend pourtant pas de ces échéances : structurer une donnée et la</w:t>
+      </w:r>
+      <w:r>
+        <w:t xml:space="preserve"> </w:t>
+      </w:r>
+      <w:r>
+        <w:t xml:space="preserve">modéliser ne sont pas deux métiers successifs, mais deux moments du même travail, et c’est</w:t>
+      </w:r>
+      <w:r>
+        <w:t xml:space="preserve"> </w:t>
+      </w:r>
+      <w:r>
+        <w:t xml:space="preserve">le premier qui décide de ce que le second pourra en tirer.</w:t>
       </w:r>
     </w:p>
     <w:bookmarkEnd w:id="64"/>
